--- a/paper/原著論文_v2.docx
+++ b/paper/原著論文_v2.docx
@@ -1386,7 +1386,7 @@
           <w:i w:val="0"/>
           <w:sz w:val="21"/>
         </w:rPr>
-        <w:t>開催期間中に監査ログへ記録された操作は計【　】件であり、内訳は登録【　】件、編集【　】件、移動【　】件、退室【　】件、台数変更【　】件、その他【　】件であった。事後照合において、退室記録【　】件と監査ログ上の退室操作【　】件は【　】。認証を経ない書き込みおよび許可ユーザ名簿に登録のない利用者からのアクセス試行は【　】件であった。</w:t>
+        <w:t>開催期間中に監査ログへ記録された操作は計【　】件であり、内訳は登録【　】件、編集【　】件、移動【　】件、退室【　】件、台数変更【　】件、その他【　】件であった。事後照合において、退室記録【　】件と監査ログ上の退室操作【　】件は【　】。なお、監査ログへの書き込みは認証および許可ユーザ名簿への登録を通過した操作に限られるため、認証に失敗した試行、および許可ユーザ名簿に登録のない利用者からのアクセス試行の件数は、本システムの監査ログからは取得できない。</w:t>
       </w:r>
     </w:p>
     <w:p>
@@ -1627,6 +1627,20 @@
           <w:sz w:val="21"/>
         </w:rPr>
         <w:t>監査ログは追記のみを許可し、記録者の同一性をサーバ側で検証する構成としたため、事後の症例集計や、インシデント発生時の検証に利用しうる。紙記録のみの運用では、誰がいつ記載したかを事後に確定することは困難であり、この点は本システムの明確な利点と考えられる。</w:t>
+      </w:r>
+    </w:p>
+    <w:p>
+      <w:pPr>
+        <w:spacing w:before="0" w:after="80"/>
+      </w:pPr>
+      <w:r>
+        <w:rPr>
+          <w:rFonts w:ascii="Times New Roman" w:hAnsi="Times New Roman" w:eastAsia="ＭＳ 明朝"/>
+          <w:b w:val="0"/>
+          <w:i w:val="0"/>
+          <w:sz w:val="21"/>
+        </w:rPr>
+        <w:t>ただし、監査ログに記録されるのは認証と許可ユーザ名簿の照合を通過した操作に限られる。認証に失敗した試行や、許可されていない利用者からのアクセス試行は、書き込み自体がセキュリティルールにより拒否されるため、本システムの監査ログには残らない。すなわち本ログは「誰が何を行ったか」の記録であって、「誰が拒否されたか」の記録ではない。後者を把握するには、認証基盤側が保持するログを別途参照する必要がある。</w:t>
       </w:r>
     </w:p>
     <w:p>
